--- a/docs/Supervisor Meetings/Meeting 19.03.docx
+++ b/docs/Supervisor Meetings/Meeting 19.03.docx
@@ -75,7 +75,7 @@
         <w:t xml:space="preserve"> </w:t>
       </w:r>
       <w:r>
-        <w:t>PJ Carrolls, Costa</w:t>
+        <w:t>on campus</w:t>
       </w:r>
       <w:r>
         <w:br/>
@@ -87,7 +87,19 @@
         <w:t>Attendees:</w:t>
       </w:r>
       <w:r>
-        <w:t xml:space="preserve"> Student, Supervisor</w:t>
+        <w:t xml:space="preserve"> </w:t>
+      </w:r>
+      <w:r>
+        <w:t>s</w:t>
+      </w:r>
+      <w:r>
+        <w:t xml:space="preserve">tudent, </w:t>
+      </w:r>
+      <w:r>
+        <w:t>s</w:t>
+      </w:r>
+      <w:r>
+        <w:t>upervisor</w:t>
       </w:r>
     </w:p>
     <w:p>
@@ -126,7 +138,10 @@
         <w:t>Progress Update:</w:t>
       </w:r>
       <w:r>
-        <w:t xml:space="preserve"> [Brief summary]</w:t>
+        <w:t xml:space="preserve"> </w:t>
+      </w:r>
+      <w:r>
+        <w:t>Github repo &amp; Mahara page created, ethical form filled out, additional papers reviewed</w:t>
       </w:r>
     </w:p>
     <w:p>
@@ -143,7 +158,10 @@
         <w:t>Challenges Faced:</w:t>
       </w:r>
       <w:r>
-        <w:t xml:space="preserve"> [List key issues]</w:t>
+        <w:t xml:space="preserve"> </w:t>
+      </w:r>
+      <w:r>
+        <w:t>no time to start working on the dataset</w:t>
       </w:r>
     </w:p>
     <w:p>
@@ -160,16 +178,19 @@
         <w:t>Supervisor Feedback:</w:t>
       </w:r>
       <w:r>
-        <w:t xml:space="preserve"> [Main suggestions]</w:t>
+        <w:t xml:space="preserve"> </w:t>
+      </w:r>
+      <w:r>
+        <w:t>feedback on the ethical form, proceed with next steps (working with the dataset)</w:t>
       </w:r>
     </w:p>
     <w:p>
       <w:pPr>
+        <w:pStyle w:val="ListParagraph"/>
         <w:numPr>
           <w:ilvl w:val="0"/>
           <w:numId w:val="1"/>
         </w:numPr>
-        <w:spacing w:after="240"/>
       </w:pPr>
       <w:r>
         <w:rPr>
@@ -178,7 +199,16 @@
         <w:t>Next Steps:</w:t>
       </w:r>
       <w:r>
-        <w:t xml:space="preserve"> [Action items &amp; deadlines]</w:t>
+        <w:t xml:space="preserve"> </w:t>
+      </w:r>
+      <w:r>
+        <w:t>take a sample of the dataset, s</w:t>
+      </w:r>
+      <w:r>
+        <w:t>crape release dates using an API (link song release year to song ID)</w:t>
+      </w:r>
+      <w:r>
+        <w:t>, clean the data, perform the EDA, upload the ethical form to Moodle</w:t>
       </w:r>
     </w:p>
     <w:p>
@@ -206,7 +236,10 @@
         <w:t>Date &amp; Time:</w:t>
       </w:r>
       <w:r>
-        <w:t xml:space="preserve"> [Insert Details]</w:t>
+        <w:t xml:space="preserve"> </w:t>
+      </w:r>
+      <w:r>
+        <w:t>26/03/2026 @ 13:00</w:t>
       </w:r>
       <w:r>
         <w:br/>
@@ -218,7 +251,10 @@
         <w:t>Location:</w:t>
       </w:r>
       <w:r>
-        <w:t xml:space="preserve"> [Insert Details]</w:t>
+        <w:t xml:space="preserve"> </w:t>
+      </w:r>
+      <w:r>
+        <w:t>on campus</w:t>
       </w:r>
     </w:p>
     <w:p>
@@ -967,6 +1003,17 @@
       <w:szCs w:val="30"/>
     </w:rPr>
   </w:style>
+  <w:style w:type="paragraph" w:styleId="ListParagraph">
+    <w:name w:val="List Paragraph"/>
+    <w:basedOn w:val="Normal"/>
+    <w:uiPriority w:val="34"/>
+    <w:qFormat/>
+    <w:rsid w:val="00A5659F"/>
+    <w:pPr>
+      <w:ind w:left="720"/>
+      <w:contextualSpacing/>
+    </w:pPr>
+  </w:style>
 </w:styles>
 </file>
 

--- a/docs/Supervisor Meetings/Meeting 19.03.docx
+++ b/docs/Supervisor Meetings/Meeting 19.03.docx
@@ -1,6 +1,6 @@
 
 <file path=word/document.xml><?xml version="1.0" encoding="utf-8"?>
-<w:document xmlns:wpc="http://schemas.microsoft.com/office/word/2010/wordprocessingCanvas" xmlns:cx="http://schemas.microsoft.com/office/drawing/2014/chartex" xmlns:cx1="http://schemas.microsoft.com/office/drawing/2015/9/8/chartex" xmlns:cx2="http://schemas.microsoft.com/office/drawing/2015/10/21/chartex" xmlns:cx3="http://schemas.microsoft.com/office/drawing/2016/5/9/chartex" xmlns:cx4="http://schemas.microsoft.com/office/drawing/2016/5/10/chartex" xmlns:cx5="http://schemas.microsoft.com/office/drawing/2016/5/11/chartex" xmlns:cx6="http://schemas.microsoft.com/office/drawing/2016/5/12/chartex" xmlns:cx7="http://schemas.microsoft.com/office/drawing/2016/5/13/chartex" xmlns:cx8="http://schemas.microsoft.com/office/drawing/2016/5/14/chartex" xmlns:mc="http://schemas.openxmlformats.org/markup-compatibility/2006" xmlns:aink="http://schemas.microsoft.com/office/drawing/2016/ink" xmlns:am3d="http://schemas.microsoft.com/office/drawing/2017/model3d" xmlns:o="urn:schemas-microsoft-com:office:office" xmlns:oel="http://schemas.microsoft.com/office/2019/extlst" xmlns:r="http://schemas.openxmlformats.org/officeDocument/2006/relationships" xmlns:m="http://schemas.openxmlformats.org/officeDocument/2006/math" xmlns:v="urn:schemas-microsoft-com:vml" xmlns:wp14="http://schemas.microsoft.com/office/word/2010/wordprocessingDrawing" xmlns:wp="http://schemas.openxmlformats.org/drawingml/2006/wordprocessingDrawing" xmlns:w10="urn:schemas-microsoft-com:office:word" xmlns:w="http://schemas.openxmlformats.org/wordprocessingml/2006/main" xmlns:w14="http://schemas.microsoft.com/office/word/2010/wordml" xmlns:w15="http://schemas.microsoft.com/office/word/2012/wordml" xmlns:w16cex="http://schemas.microsoft.com/office/word/2018/wordml/cex" xmlns:w16cid="http://schemas.microsoft.com/office/word/2016/wordml/cid" xmlns:w16="http://schemas.microsoft.com/office/word/2018/wordml" xmlns:w16du="http://schemas.microsoft.com/office/word/2023/wordml/word16du" xmlns:w16sdtdh="http://schemas.microsoft.com/office/word/2020/wordml/sdtdatahash" xmlns:w16sdtfl="http://schemas.microsoft.com/office/word/2024/wordml/sdtformatlock" xmlns:w16se="http://schemas.microsoft.com/office/word/2015/wordml/symex" xmlns:wpg="http://schemas.microsoft.com/office/word/2010/wordprocessingGroup" xmlns:wpi="http://schemas.microsoft.com/office/word/2010/wordprocessingInk" xmlns:wne="http://schemas.microsoft.com/office/word/2006/wordml" xmlns:wps="http://schemas.microsoft.com/office/word/2010/wordprocessingShape" mc:Ignorable="w14 w15 w16se w16cid w16 w16cex w16sdtdh w16sdtfl w16du wp14">
+<w:document xmlns:wpc="http://schemas.microsoft.com/office/word/2010/wordprocessingCanvas" xmlns:cx="http://schemas.microsoft.com/office/drawing/2014/chartex" xmlns:cx1="http://schemas.microsoft.com/office/drawing/2015/9/8/chartex" xmlns:cx2="http://schemas.microsoft.com/office/drawing/2015/10/21/chartex" xmlns:cx3="http://schemas.microsoft.com/office/drawing/2016/5/9/chartex" xmlns:cx4="http://schemas.microsoft.com/office/drawing/2016/5/10/chartex" xmlns:cx5="http://schemas.microsoft.com/office/drawing/2016/5/11/chartex" xmlns:cx6="http://schemas.microsoft.com/office/drawing/2016/5/12/chartex" xmlns:cx7="http://schemas.microsoft.com/office/drawing/2016/5/13/chartex" xmlns:cx8="http://schemas.microsoft.com/office/drawing/2016/5/14/chartex" xmlns:mc="http://schemas.openxmlformats.org/markup-compatibility/2006" xmlns:aink="http://schemas.microsoft.com/office/drawing/2016/ink" xmlns:am3d="http://schemas.microsoft.com/office/drawing/2017/model3d" xmlns:o="urn:schemas-microsoft-com:office:office" xmlns:r="http://schemas.openxmlformats.org/officeDocument/2006/relationships" xmlns:m="http://schemas.openxmlformats.org/officeDocument/2006/math" xmlns:v="urn:schemas-microsoft-com:vml" xmlns:wp14="http://schemas.microsoft.com/office/word/2010/wordprocessingDrawing" xmlns:wp="http://schemas.openxmlformats.org/drawingml/2006/wordprocessingDrawing" xmlns:w10="urn:schemas-microsoft-com:office:word" xmlns:w="http://schemas.openxmlformats.org/wordprocessingml/2006/main" xmlns:w14="http://schemas.microsoft.com/office/word/2010/wordml" xmlns:w15="http://schemas.microsoft.com/office/word/2012/wordml" xmlns:w16cex="http://schemas.microsoft.com/office/word/2018/wordml/cex" xmlns:w16cid="http://schemas.microsoft.com/office/word/2016/wordml/cid" xmlns:w16="http://schemas.microsoft.com/office/word/2018/wordml" xmlns:w16sdtdh="http://schemas.microsoft.com/office/word/2020/wordml/sdtdatahash" xmlns:w16se="http://schemas.microsoft.com/office/word/2015/wordml/symex" xmlns:wpg="http://schemas.microsoft.com/office/word/2010/wordprocessingGroup" xmlns:wpi="http://schemas.microsoft.com/office/word/2010/wordprocessingInk" xmlns:wne="http://schemas.microsoft.com/office/word/2006/wordml" xmlns:wps="http://schemas.microsoft.com/office/word/2010/wordprocessingShape" mc:Ignorable="w14 w15 w16se w16cid w16 w16cex w16sdtdh wp14">
   <w:body>
     <w:p>
       <w:pPr>
@@ -285,18 +285,22 @@
       <w:pPr>
         <w:spacing w:before="240" w:after="240"/>
         <w:rPr>
+          <w:lang w:val="en-US"/>
+        </w:rPr>
+      </w:pPr>
+      <w:r>
+        <w:rPr>
           <w:b/>
           <w:bCs/>
           <w:lang w:val="en-US"/>
         </w:rPr>
-      </w:pPr>
-      <w:r>
-        <w:rPr>
-          <w:b/>
-          <w:bCs/>
+        <w:t xml:space="preserve">Signature of Supervisor </w:t>
+      </w:r>
+      <w:r>
+        <w:rPr>
           <w:lang w:val="en-US"/>
         </w:rPr>
-        <w:t xml:space="preserve">Signature of Supervisor </w:t>
+        <w:t>Samuel Moore (19/03/26)</w:t>
       </w:r>
     </w:p>
     <w:p/>
@@ -311,7 +315,7 @@
 </file>
 
 <file path=word/numbering.xml><?xml version="1.0" encoding="utf-8"?>
-<w:numbering xmlns:wpc="http://schemas.microsoft.com/office/word/2010/wordprocessingCanvas" xmlns:cx="http://schemas.microsoft.com/office/drawing/2014/chartex" xmlns:cx1="http://schemas.microsoft.com/office/drawing/2015/9/8/chartex" xmlns:cx2="http://schemas.microsoft.com/office/drawing/2015/10/21/chartex" xmlns:cx3="http://schemas.microsoft.com/office/drawing/2016/5/9/chartex" xmlns:cx4="http://schemas.microsoft.com/office/drawing/2016/5/10/chartex" xmlns:cx5="http://schemas.microsoft.com/office/drawing/2016/5/11/chartex" xmlns:cx6="http://schemas.microsoft.com/office/drawing/2016/5/12/chartex" xmlns:cx7="http://schemas.microsoft.com/office/drawing/2016/5/13/chartex" xmlns:cx8="http://schemas.microsoft.com/office/drawing/2016/5/14/chartex" xmlns:mc="http://schemas.openxmlformats.org/markup-compatibility/2006" xmlns:aink="http://schemas.microsoft.com/office/drawing/2016/ink" xmlns:am3d="http://schemas.microsoft.com/office/drawing/2017/model3d" xmlns:o="urn:schemas-microsoft-com:office:office" xmlns:oel="http://schemas.microsoft.com/office/2019/extlst" xmlns:r="http://schemas.openxmlformats.org/officeDocument/2006/relationships" xmlns:m="http://schemas.openxmlformats.org/officeDocument/2006/math" xmlns:v="urn:schemas-microsoft-com:vml" xmlns:wp14="http://schemas.microsoft.com/office/word/2010/wordprocessingDrawing" xmlns:wp="http://schemas.openxmlformats.org/drawingml/2006/wordprocessingDrawing" xmlns:w10="urn:schemas-microsoft-com:office:word" xmlns:w="http://schemas.openxmlformats.org/wordprocessingml/2006/main" xmlns:w14="http://schemas.microsoft.com/office/word/2010/wordml" xmlns:w15="http://schemas.microsoft.com/office/word/2012/wordml" xmlns:w16cex="http://schemas.microsoft.com/office/word/2018/wordml/cex" xmlns:w16cid="http://schemas.microsoft.com/office/word/2016/wordml/cid" xmlns:w16="http://schemas.microsoft.com/office/word/2018/wordml" xmlns:w16du="http://schemas.microsoft.com/office/word/2023/wordml/word16du" xmlns:w16sdtdh="http://schemas.microsoft.com/office/word/2020/wordml/sdtdatahash" xmlns:w16sdtfl="http://schemas.microsoft.com/office/word/2024/wordml/sdtformatlock" xmlns:w16se="http://schemas.microsoft.com/office/word/2015/wordml/symex" xmlns:wpg="http://schemas.microsoft.com/office/word/2010/wordprocessingGroup" xmlns:wpi="http://schemas.microsoft.com/office/word/2010/wordprocessingInk" xmlns:wne="http://schemas.microsoft.com/office/word/2006/wordml" xmlns:wps="http://schemas.microsoft.com/office/word/2010/wordprocessingShape" mc:Ignorable="w14 w15 w16se w16cid w16 w16cex w16sdtdh w16sdtfl w16du wp14">
+<w:numbering xmlns:wpc="http://schemas.microsoft.com/office/word/2010/wordprocessingCanvas" xmlns:cx="http://schemas.microsoft.com/office/drawing/2014/chartex" xmlns:cx1="http://schemas.microsoft.com/office/drawing/2015/9/8/chartex" xmlns:cx2="http://schemas.microsoft.com/office/drawing/2015/10/21/chartex" xmlns:cx3="http://schemas.microsoft.com/office/drawing/2016/5/9/chartex" xmlns:cx4="http://schemas.microsoft.com/office/drawing/2016/5/10/chartex" xmlns:cx5="http://schemas.microsoft.com/office/drawing/2016/5/11/chartex" xmlns:cx6="http://schemas.microsoft.com/office/drawing/2016/5/12/chartex" xmlns:cx7="http://schemas.microsoft.com/office/drawing/2016/5/13/chartex" xmlns:cx8="http://schemas.microsoft.com/office/drawing/2016/5/14/chartex" xmlns:mc="http://schemas.openxmlformats.org/markup-compatibility/2006" xmlns:aink="http://schemas.microsoft.com/office/drawing/2016/ink" xmlns:am3d="http://schemas.microsoft.com/office/drawing/2017/model3d" xmlns:o="urn:schemas-microsoft-com:office:office" xmlns:r="http://schemas.openxmlformats.org/officeDocument/2006/relationships" xmlns:m="http://schemas.openxmlformats.org/officeDocument/2006/math" xmlns:v="urn:schemas-microsoft-com:vml" xmlns:wp14="http://schemas.microsoft.com/office/word/2010/wordprocessingDrawing" xmlns:wp="http://schemas.openxmlformats.org/drawingml/2006/wordprocessingDrawing" xmlns:w10="urn:schemas-microsoft-com:office:word" xmlns:w="http://schemas.openxmlformats.org/wordprocessingml/2006/main" xmlns:w14="http://schemas.microsoft.com/office/word/2010/wordml" xmlns:w15="http://schemas.microsoft.com/office/word/2012/wordml" xmlns:w16cex="http://schemas.microsoft.com/office/word/2018/wordml/cex" xmlns:w16cid="http://schemas.microsoft.com/office/word/2016/wordml/cid" xmlns:w16="http://schemas.microsoft.com/office/word/2018/wordml" xmlns:w16sdtdh="http://schemas.microsoft.com/office/word/2020/wordml/sdtdatahash" xmlns:w16se="http://schemas.microsoft.com/office/word/2015/wordml/symex" xmlns:wpg="http://schemas.microsoft.com/office/word/2010/wordprocessingGroup" xmlns:wpi="http://schemas.microsoft.com/office/word/2010/wordprocessingInk" xmlns:wne="http://schemas.microsoft.com/office/word/2006/wordml" xmlns:wps="http://schemas.microsoft.com/office/word/2010/wordprocessingShape" mc:Ignorable="w14 w15 w16se w16cid w16 w16cex w16sdtdh wp14">
   <w:abstractNum w:abstractNumId="0" w15:restartNumberingAfterBreak="0">
     <w:nsid w:val="6225041E"/>
     <w:multiLevelType w:val="multilevel"/>
@@ -425,14 +429,14 @@
       </w:rPr>
     </w:lvl>
   </w:abstractNum>
-  <w:num w:numId="1" w16cid:durableId="1065225939">
+  <w:num w:numId="1">
     <w:abstractNumId w:val="0"/>
   </w:num>
 </w:numbering>
 </file>
 
 <file path=word/styles.xml><?xml version="1.0" encoding="utf-8"?>
-<w:styles xmlns:mc="http://schemas.openxmlformats.org/markup-compatibility/2006" xmlns:r="http://schemas.openxmlformats.org/officeDocument/2006/relationships" xmlns:w="http://schemas.openxmlformats.org/wordprocessingml/2006/main" xmlns:w14="http://schemas.microsoft.com/office/word/2010/wordml" xmlns:w15="http://schemas.microsoft.com/office/word/2012/wordml" xmlns:w16cex="http://schemas.microsoft.com/office/word/2018/wordml/cex" xmlns:w16cid="http://schemas.microsoft.com/office/word/2016/wordml/cid" xmlns:w16="http://schemas.microsoft.com/office/word/2018/wordml" xmlns:w16du="http://schemas.microsoft.com/office/word/2023/wordml/word16du" xmlns:w16sdtdh="http://schemas.microsoft.com/office/word/2020/wordml/sdtdatahash" xmlns:w16sdtfl="http://schemas.microsoft.com/office/word/2024/wordml/sdtformatlock" xmlns:w16se="http://schemas.microsoft.com/office/word/2015/wordml/symex" mc:Ignorable="w14 w15 w16se w16cid w16 w16cex w16sdtdh w16sdtfl w16du">
+<w:styles xmlns:mc="http://schemas.openxmlformats.org/markup-compatibility/2006" xmlns:r="http://schemas.openxmlformats.org/officeDocument/2006/relationships" xmlns:w="http://schemas.openxmlformats.org/wordprocessingml/2006/main" xmlns:w14="http://schemas.microsoft.com/office/word/2010/wordml" xmlns:w15="http://schemas.microsoft.com/office/word/2012/wordml" xmlns:w16cex="http://schemas.microsoft.com/office/word/2018/wordml/cex" xmlns:w16cid="http://schemas.microsoft.com/office/word/2016/wordml/cid" xmlns:w16="http://schemas.microsoft.com/office/word/2018/wordml" xmlns:w16sdtdh="http://schemas.microsoft.com/office/word/2020/wordml/sdtdatahash" xmlns:w16se="http://schemas.microsoft.com/office/word/2015/wordml/symex" mc:Ignorable="w14 w15 w16se w16cid w16 w16cex w16sdtdh">
   <w:docDefaults>
     <w:rPrDefault>
       <w:rPr>
